--- a/por/docx/63.content.docx
+++ b/por/docx/63.content.docx
@@ -541,18 +541,12 @@
         </w:rPr>
         <w:t xml:space="preserve">Em </w:t>
       </w:r>
-      <w:hyperlink r:id="rId13">
-        <w:r>
-          <w:rPr>
-            <w:lang w:val="pt_PT" w:bidi="pt_PT"/>
-          </w:rPr>
-          <w:rPr>
-            <w:color w:val="0000EE"/>
-            <w:u w:val="single"/>
-          </w:rPr>
-          <w:t>1.8</w:t>
-        </w:r>
-      </w:hyperlink>
+      <w:r>
+        <w:rPr>
+          <w:lang w:val="pt_PT" w:bidi="pt_PT"/>
+        </w:rPr>
+        <w:t>1.8</w:t>
+      </w:r>
       <w:r>
         <w:rPr>
           <w:lang w:val="pt_PT" w:bidi="pt_PT"/>
@@ -573,18 +567,12 @@
         </w:rPr>
         <w:t xml:space="preserve">Em </w:t>
       </w:r>
-      <w:hyperlink r:id="rId14">
-        <w:r>
-          <w:rPr>
-            <w:lang w:val="pt_PT" w:bidi="pt_PT"/>
-          </w:rPr>
-          <w:rPr>
-            <w:color w:val="0000EE"/>
-            <w:u w:val="single"/>
-          </w:rPr>
-          <w:t>1.12</w:t>
-        </w:r>
-      </w:hyperlink>
+      <w:r>
+        <w:rPr>
+          <w:lang w:val="pt_PT" w:bidi="pt_PT"/>
+        </w:rPr>
+        <w:t>1.12</w:t>
+      </w:r>
       <w:r>
         <w:rPr>
           <w:lang w:val="pt_PT" w:bidi="pt_PT"/>
@@ -2634,18 +2622,12 @@
         </w:rPr>
         <w:t xml:space="preserve"> em </w:t>
       </w:r>
-      <w:hyperlink r:id="rId15">
-        <w:r>
-          <w:rPr>
-            <w:lang w:val="pt_PT" w:bidi="pt_PT"/>
-          </w:rPr>
-          <w:rPr>
-            <w:color w:val="0000EE"/>
-            <w:u w:val="single"/>
-          </w:rPr>
-          <w:t>1.1</w:t>
-        </w:r>
-      </w:hyperlink>
+      <w:r>
+        <w:rPr>
+          <w:lang w:val="pt_PT" w:bidi="pt_PT"/>
+        </w:rPr>
+        <w:t>1.1</w:t>
+      </w:r>
       <w:r>
         <w:rPr>
           <w:lang w:val="pt_PT" w:bidi="pt_PT"/>
@@ -3633,18 +3615,12 @@
         </w:rPr>
         <w:t xml:space="preserve"> em </w:t>
       </w:r>
-      <w:hyperlink r:id="rId15">
-        <w:r>
-          <w:rPr>
-            <w:lang w:val="pt_PT" w:bidi="pt_PT"/>
-          </w:rPr>
-          <w:rPr>
-            <w:color w:val="0000EE"/>
-            <w:u w:val="single"/>
-          </w:rPr>
-          <w:t>1.1</w:t>
-        </w:r>
-      </w:hyperlink>
+      <w:r>
+        <w:rPr>
+          <w:lang w:val="pt_PT" w:bidi="pt_PT"/>
+        </w:rPr>
+        <w:t>1.1</w:t>
+      </w:r>
       <w:r>
         <w:rPr>
           <w:lang w:val="pt_PT" w:bidi="pt_PT"/>
@@ -4104,18 +4080,12 @@
         </w:rPr>
         <w:t xml:space="preserve">Aqui, como em </w:t>
       </w:r>
-      <w:hyperlink r:id="rId16">
-        <w:r>
-          <w:rPr>
-            <w:lang w:val="pt_PT" w:bidi="pt_PT"/>
-          </w:rPr>
-          <w:rPr>
-            <w:color w:val="0000EE"/>
-            <w:u w:val="single"/>
-          </w:rPr>
-          <w:t>1.4</w:t>
-        </w:r>
-      </w:hyperlink>
+      <w:r>
+        <w:rPr>
+          <w:lang w:val="pt_PT" w:bidi="pt_PT"/>
+        </w:rPr>
+        <w:t>1.4</w:t>
+      </w:r>
       <w:r>
         <w:rPr>
           <w:lang w:val="pt_PT" w:bidi="pt_PT"/>
@@ -4300,18 +4270,12 @@
         </w:rPr>
         <w:t xml:space="preserve"> neste versículo, porque João está se dirigindo a uma congregação de crentes sem qualquer figura de linguagem. Este é o caso ao longo do restante da carta também, exceto no final </w:t>
       </w:r>
-      <w:hyperlink r:id="rId17">
-        <w:r>
-          <w:rPr>
-            <w:lang w:val="pt_PT" w:bidi="pt_PT"/>
-          </w:rPr>
-          <w:rPr>
-            <w:color w:val="0000EE"/>
-            <w:u w:val="single"/>
-          </w:rPr>
-          <w:t>1.13</w:t>
-        </w:r>
-      </w:hyperlink>
+      <w:r>
+        <w:rPr>
+          <w:lang w:val="pt_PT" w:bidi="pt_PT"/>
+        </w:rPr>
+        <w:t>1.13</w:t>
+      </w:r>
       <w:r>
         <w:rPr>
           <w:lang w:val="pt_PT" w:bidi="pt_PT"/>
@@ -4541,18 +4505,12 @@
         </w:rPr>
         <w:t xml:space="preserve"> descreve a maneira como os falsos mestres se deslocavam, como João discute em </w:t>
       </w:r>
-      <w:hyperlink r:id="rId18">
-        <w:r>
-          <w:rPr>
-            <w:lang w:val="pt_PT" w:bidi="pt_PT"/>
-          </w:rPr>
-          <w:rPr>
-            <w:color w:val="0000EE"/>
-            <w:u w:val="single"/>
-          </w:rPr>
-          <w:t>1.10–11</w:t>
-        </w:r>
-      </w:hyperlink>
+      <w:r>
+        <w:rPr>
+          <w:lang w:val="pt_PT" w:bidi="pt_PT"/>
+        </w:rPr>
+        <w:t>1.10–11</w:t>
+      </w:r>
       <w:r>
         <w:rPr>
           <w:lang w:val="pt_PT" w:bidi="pt_PT"/>
@@ -6772,18 +6730,12 @@
         </w:rPr>
         <w:t xml:space="preserve"> aqui implica "qualquer mestre ou pregador". João não quer que os crentes acolham qualquer professor que não ensine o que Jesus ensinou, especificamente que Jesus veio como um ser humano (Veja: </w:t>
       </w:r>
-      <w:hyperlink r:id="rId19">
-        <w:r>
-          <w:rPr>
-            <w:lang w:val="pt_PT" w:bidi="pt_PT"/>
-          </w:rPr>
-          <w:rPr>
-            <w:color w:val="0000EE"/>
-            <w:u w:val="single"/>
-          </w:rPr>
-          <w:t>1.7</w:t>
-        </w:r>
-      </w:hyperlink>
+      <w:r>
+        <w:rPr>
+          <w:lang w:val="pt_PT" w:bidi="pt_PT"/>
+        </w:rPr>
+        <w:t>1.7</w:t>
+      </w:r>
       <w:r>
         <w:rPr>
           <w:lang w:val="pt_PT" w:bidi="pt_PT"/>
@@ -7039,18 +6991,12 @@
         </w:rPr>
         <w:t xml:space="preserve">. Isso refere-se ao ensinamento mencionado em </w:t>
       </w:r>
-      <w:hyperlink r:id="rId19">
-        <w:r>
-          <w:rPr>
-            <w:lang w:val="pt_PT" w:bidi="pt_PT"/>
-          </w:rPr>
-          <w:rPr>
-            <w:color w:val="0000EE"/>
-            <w:u w:val="single"/>
-          </w:rPr>
-          <w:t>1.7</w:t>
-        </w:r>
-      </w:hyperlink>
+      <w:r>
+        <w:rPr>
+          <w:lang w:val="pt_PT" w:bidi="pt_PT"/>
+        </w:rPr>
+        <w:t>1.7</w:t>
+      </w:r>
       <w:r>
         <w:rPr>
           <w:lang w:val="pt_PT" w:bidi="pt_PT"/>
@@ -8691,18 +8637,12 @@
         </w:rPr>
         <w:t xml:space="preserve">Veja a discussão desta metáfora na Parte 3 da Introdução. Assim como João usa o termo “querida Senhora” como uma expressão figurada para o grupo de crentes a quem ele está escrevendo em </w:t>
       </w:r>
-      <w:hyperlink r:id="rId15">
-        <w:r>
-          <w:rPr>
-            <w:lang w:val="pt_PT" w:bidi="pt_PT"/>
-          </w:rPr>
-          <w:rPr>
-            <w:color w:val="0000EE"/>
-            <w:u w:val="single"/>
-          </w:rPr>
-          <w:t>1.1</w:t>
-        </w:r>
-      </w:hyperlink>
+      <w:r>
+        <w:rPr>
+          <w:lang w:val="pt_PT" w:bidi="pt_PT"/>
+        </w:rPr>
+        <w:t>1.1</w:t>
+      </w:r>
       <w:r>
         <w:rPr>
           <w:lang w:val="pt_PT" w:bidi="pt_PT"/>
